--- a/artifacts/HR-02/build/resume-ca-109.docx
+++ b/artifacts/HR-02/build/resume-ca-109.docx
@@ -32,7 +32,7 @@
         </w:numPr>
       </w:pPr>
       <w:r>
-        <w:t xml:space="preserve">Requisition ID: RQN-2026-0105</w:t>
+        <w:t xml:space="preserve">Requisition ID: RQN-2026-0106</w:t>
       </w:r>
     </w:p>
     <w:p>
@@ -44,7 +44,7 @@
         </w:numPr>
       </w:pPr>
       <w:r>
-        <w:t xml:space="preserve">Application date: 2026-03-09</w:t>
+        <w:t xml:space="preserve">Application date: 2026-03-12</w:t>
       </w:r>
     </w:p>
     <w:p>
@@ -73,7 +73,7 @@
         <w:pStyle w:val="FirstParagraph"/>
       </w:pPr>
       <w:r>
-        <w:t xml:space="preserve">Support engineer moving back toward building. I have spent eleven years close to the customers of technical products, the last stretch as the person the hard tickets reach, and I want to work on the systems rather than around them. What I bring is a long memory of how a design fails once real people are holding it.</w:t>
+        <w:t xml:space="preserve">Support lead moving into program work. I have spent eleven years close to the customers of technical products, the last stretch as the person the hard cases reach, and I want to work on the plan rather than around it. What I bring is a long memory of how a process fails once real people are holding it.</w:t>
       </w:r>
     </w:p>
     <w:bookmarkEnd w:id="9"/>
@@ -86,13 +86,13 @@
         <w:t xml:space="preserve">Experience</w:t>
       </w:r>
     </w:p>
-    <w:bookmarkStart w:id="10" w:name="X818b4f4430c55cbf84f47c19c35e9e89af11f8c"/>
+    <w:bookmarkStart w:id="10" w:name="X6bbc1c29e72b2fa18709eb4b60ae5b7eb322cca"/>
     <w:p>
       <w:pPr>
         <w:pStyle w:val="Heading3"/>
       </w:pPr>
       <w:r>
-        <w:t xml:space="preserve">Support Engineer, a large business software company, 5 years 8 months</w:t>
+        <w:t xml:space="preserve">Support Engineer, a large business services company, 5 years 8 months</w:t>
       </w:r>
     </w:p>
     <w:p>
@@ -104,7 +104,7 @@
         </w:numPr>
       </w:pPr>
       <w:r>
-        <w:t xml:space="preserve">Handle the tickets two earlier lines could not close, mostly data problems inside a reporting product.</w:t>
+        <w:t xml:space="preserve">Handle the cases two earlier lines could not close, mostly record problems inside a reporting product.</w:t>
       </w:r>
     </w:p>
     <w:p>
@@ -116,7 +116,7 @@
         </w:numPr>
       </w:pPr>
       <w:r>
-        <w:t xml:space="preserve">Built the internal tool the group now uses to reproduce a customer’s data shape without touching their records, and handed it over with notes and a way to extend it.</w:t>
+        <w:t xml:space="preserve">Built the internal tool the group now uses to reproduce a customer’s situation without touching their records, and handed it over with notes and a way to extend it.</w:t>
       </w:r>
     </w:p>
     <w:p>
@@ -128,17 +128,29 @@
         </w:numPr>
       </w:pPr>
       <w:r>
-        <w:t xml:space="preserve">Worked with an engineering team who did not report to me to get three recurring causes fixed rather than repeatedly worked around, by bringing the pattern rather than the individual tickets.</w:t>
+        <w:t xml:space="preserve">Worked with a delivery team who did not report to me to get three recurring causes fixed rather than repeatedly worked around, by bringing the pattern rather than the individual cases.</w:t>
+      </w:r>
+    </w:p>
+    <w:p>
+      <w:pPr>
+        <w:pStyle w:val="Compact"/>
+        <w:numPr>
+          <w:ilvl w:val="0"/>
+          <w:numId w:val="1002"/>
+        </w:numPr>
+      </w:pPr>
+      <w:r>
+        <w:t xml:space="preserve">Told the group lead which of the two proposed improvements we would not attempt that quarter, and why.</w:t>
       </w:r>
     </w:p>
     <w:bookmarkEnd w:id="10"/>
-    <w:bookmarkStart w:id="11" w:name="X17d8376c0abc37c8a50ec623c473b1d9260684c"/>
+    <w:bookmarkStart w:id="11" w:name="X245f1cb83700fb52b0da87df1e9b51f8ea8660f"/>
     <w:p>
       <w:pPr>
         <w:pStyle w:val="Heading3"/>
       </w:pPr>
       <w:r>
-        <w:t xml:space="preserve">Support Engineer, a mid sized business software company, 3 years 4 months</w:t>
+        <w:t xml:space="preserve">Support Engineer, a mid sized business services company, 3 years 4 months</w:t>
       </w:r>
     </w:p>
     <w:p>
@@ -150,7 +162,7 @@
         </w:numPr>
       </w:pPr>
       <w:r>
-        <w:t xml:space="preserve">Second line support on an integration product, including the on call rotation.</w:t>
+        <w:t xml:space="preserve">Second line on an integration product, including the out of hours rota.</w:t>
       </w:r>
     </w:p>
     <w:p>
@@ -166,13 +178,13 @@
       </w:r>
     </w:p>
     <w:bookmarkEnd w:id="11"/>
-    <w:bookmarkStart w:id="12" w:name="Xf32ffed4f94154964e597f0c98ffc74f91128c6"/>
+    <w:bookmarkStart w:id="12" w:name="Xebcce7e7756f86633d07f44ae7c3c13b48967b8"/>
     <w:p>
       <w:pPr>
         <w:pStyle w:val="Heading3"/>
       </w:pPr>
       <w:r>
-        <w:t xml:space="preserve">Software Engineer, a small business software company, 2 years 3 months</w:t>
+        <w:t xml:space="preserve">Onboarding Specialist, a small business services company, 2 years 3 months</w:t>
       </w:r>
     </w:p>
     <w:p>
@@ -184,7 +196,7 @@
         </w:numPr>
       </w:pPr>
       <w:r>
-        <w:t xml:space="preserve">Built integrations against third party interfaces and the retry handling around them.</w:t>
+        <w:t xml:space="preserve">Took customers through their first configuration and the checks around it.</w:t>
       </w:r>
     </w:p>
     <w:p>
@@ -196,7 +208,7 @@
         </w:numPr>
       </w:pPr>
       <w:r>
-        <w:t xml:space="preserve">Wrote the notes that let the support group answer the common integration questions without coming back to me.</w:t>
+        <w:t xml:space="preserve">Wrote the notes that let the support group answer the common questions without coming back to me.</w:t>
       </w:r>
     </w:p>
     <w:bookmarkEnd w:id="12"/>
@@ -210,13 +222,13 @@
         <w:t xml:space="preserve">Education</w:t>
       </w:r>
     </w:p>
-    <w:bookmarkStart w:id="14" w:name="X9b8c0bf332f9551fc9184ecabf2fb5f9961a0ae"/>
+    <w:bookmarkStart w:id="14" w:name="X860ebc71548704c8b99c15503216be012552b9a"/>
     <w:p>
       <w:pPr>
         <w:pStyle w:val="Heading3"/>
       </w:pPr>
       <w:r>
-        <w:t xml:space="preserve">Bachelor’s degree in physics, a mid sized public university</w:t>
+        <w:t xml:space="preserve">Bachelor’s degree in linguistics, a mid sized public university</w:t>
       </w:r>
     </w:p>
     <w:bookmarkEnd w:id="14"/>

--- a/artifacts/HR-02/build/resume-ca-109.docx
+++ b/artifacts/HR-02/build/resume-ca-109.docx
@@ -104,7 +104,7 @@
         </w:numPr>
       </w:pPr>
       <w:r>
-        <w:t xml:space="preserve">Handle the cases two earlier lines could not close, mostly record problems inside a reporting product.</w:t>
+        <w:t xml:space="preserve">Ruled out one of two proposed fixes that quarter and explained the choice to the group lead.</w:t>
       </w:r>
     </w:p>
     <w:p>
@@ -116,7 +116,7 @@
         </w:numPr>
       </w:pPr>
       <w:r>
-        <w:t xml:space="preserve">Built the internal tool the group now uses to reproduce a customer’s situation without touching their records, and handed it over with notes and a way to extend it.</w:t>
+        <w:t xml:space="preserve">Handle the cases two earlier lines could not close, mostly record problems inside a reporting product.</w:t>
       </w:r>
     </w:p>
     <w:p>
@@ -128,7 +128,7 @@
         </w:numPr>
       </w:pPr>
       <w:r>
-        <w:t xml:space="preserve">Worked with a delivery team who did not report to me to get three recurring causes fixed rather than repeatedly worked around, by bringing the pattern rather than the individual cases.</w:t>
+        <w:t xml:space="preserve">Built the internal tool the group now uses to reproduce a customer’s situation without touching their records, and handed it over with notes and a way to extend it.</w:t>
       </w:r>
     </w:p>
     <w:p>
@@ -140,7 +140,7 @@
         </w:numPr>
       </w:pPr>
       <w:r>
-        <w:t xml:space="preserve">Told the group lead which of the two proposed improvements we would not attempt that quarter, and why.</w:t>
+        <w:t xml:space="preserve">Worked closely with a delivery team on getting recurring causes fixed.</w:t>
       </w:r>
     </w:p>
     <w:bookmarkEnd w:id="10"/>

--- a/artifacts/HR-02/build/resume-ca-109.docx
+++ b/artifacts/HR-02/build/resume-ca-109.docx
@@ -104,7 +104,7 @@
         </w:numPr>
       </w:pPr>
       <w:r>
-        <w:t xml:space="preserve">Ruled out one of two proposed fixes that quarter and explained the choice to the group lead.</w:t>
+        <w:t xml:space="preserve">Set aside one of two proposed fixes that quarter and explained the choice to the group lead.</w:t>
       </w:r>
     </w:p>
     <w:p>
